--- a/E-Governance Report.docx
+++ b/E-Governance Report.docx
@@ -1278,7 +1278,7 @@
     </w:p>
     <w:p>
       <w:pPr>
-        <w:pStyle w:val="5"/>
+        <w:pStyle w:val="7"/>
         <w:keepNext w:val="0"/>
         <w:keepLines w:val="0"/>
         <w:widowControl/>
@@ -1290,7 +1290,7 @@
       </w:r>
       <w:r>
         <w:rPr>
-          <w:rStyle w:val="6"/>
+          <w:rStyle w:val="8"/>
         </w:rPr>
         <w:t>E-Governance Grievance Redressal System</w:t>
       </w:r>
@@ -1300,7 +1300,7 @@
     </w:p>
     <w:p>
       <w:pPr>
-        <w:pStyle w:val="5"/>
+        <w:pStyle w:val="7"/>
         <w:keepNext w:val="0"/>
         <w:keepLines w:val="0"/>
         <w:widowControl/>
@@ -1312,7 +1312,7 @@
       </w:r>
       <w:r>
         <w:rPr>
-          <w:rStyle w:val="6"/>
+          <w:rStyle w:val="8"/>
         </w:rPr>
         <w:t>E-Governance Grievance Redressal System</w:t>
       </w:r>
@@ -1322,7 +1322,7 @@
     </w:p>
     <w:p>
       <w:pPr>
-        <w:pStyle w:val="5"/>
+        <w:pStyle w:val="7"/>
         <w:keepNext w:val="0"/>
         <w:keepLines w:val="0"/>
         <w:widowControl/>
@@ -1859,8 +1859,10 @@
           <w:u w:val="single"/>
           <w:rtl w:val="0"/>
         </w:rPr>
-        <w:t>. Sonarqube Report &amp; Unit Testing</w:t>
-      </w:r>
+        <w:t>. Sonarqube Report</w:t>
+      </w:r>
+      <w:bookmarkStart w:id="3" w:name="_GoBack"/>
+      <w:bookmarkEnd w:id="3"/>
     </w:p>
     <w:p>
       <w:pPr>
@@ -1954,6 +1956,231 @@
     </w:p>
     <w:p>
       <w:pPr>
+        <w:ind w:left="0" w:firstLine="0"/>
+        <w:rPr>
+          <w:rFonts w:hint="default" w:ascii="Times New Roman" w:hAnsi="Times New Roman" w:eastAsia="Times New Roman" w:cs="Times New Roman"/>
+          <w:color w:val="212121"/>
+          <w:sz w:val="24"/>
+          <w:szCs w:val="24"/>
+          <w:highlight w:val="white"/>
+          <w:lang w:val="en-US"/>
+        </w:rPr>
+      </w:pPr>
+    </w:p>
+    <w:p>
+      <w:pPr>
+        <w:ind w:left="0" w:firstLine="0"/>
+        <w:rPr>
+          <w:rFonts w:hint="default" w:ascii="Times New Roman" w:hAnsi="Times New Roman" w:eastAsia="Times New Roman" w:cs="Times New Roman"/>
+          <w:color w:val="212121"/>
+          <w:sz w:val="24"/>
+          <w:szCs w:val="24"/>
+          <w:highlight w:val="white"/>
+          <w:lang w:val="en-US"/>
+        </w:rPr>
+      </w:pPr>
+    </w:p>
+    <w:p>
+      <w:pPr>
+        <w:ind w:left="0" w:firstLine="0"/>
+        <w:rPr>
+          <w:rFonts w:hint="default" w:ascii="Times New Roman" w:hAnsi="Times New Roman" w:eastAsia="Times New Roman" w:cs="Times New Roman"/>
+          <w:color w:val="212121"/>
+          <w:sz w:val="24"/>
+          <w:szCs w:val="24"/>
+          <w:highlight w:val="white"/>
+          <w:lang w:val="en-US"/>
+        </w:rPr>
+      </w:pPr>
+    </w:p>
+    <w:p>
+      <w:pPr>
+        <w:ind w:left="0" w:firstLine="0"/>
+        <w:rPr>
+          <w:rFonts w:hint="default" w:ascii="Times New Roman" w:hAnsi="Times New Roman" w:eastAsia="Times New Roman" w:cs="Times New Roman"/>
+          <w:b/>
+          <w:bCs/>
+          <w:color w:val="212121"/>
+          <w:sz w:val="24"/>
+          <w:szCs w:val="24"/>
+          <w:highlight w:val="white"/>
+          <w:u w:val="single"/>
+          <w:lang w:val="en-US"/>
+        </w:rPr>
+      </w:pPr>
+      <w:r>
+        <w:rPr>
+          <w:rFonts w:hint="default" w:ascii="Times New Roman" w:hAnsi="Times New Roman" w:eastAsia="Times New Roman" w:cs="Times New Roman"/>
+          <w:b/>
+          <w:bCs/>
+          <w:color w:val="212121"/>
+          <w:sz w:val="24"/>
+          <w:szCs w:val="24"/>
+          <w:highlight w:val="white"/>
+          <w:u w:val="single"/>
+          <w:lang w:val="en-US"/>
+        </w:rPr>
+        <w:t>JACOCO REPORTS:</w:t>
+      </w:r>
+      <w:r>
+        <w:rPr>
+          <w:rFonts w:hint="default" w:ascii="Times New Roman" w:hAnsi="Times New Roman" w:eastAsia="Times New Roman" w:cs="Times New Roman"/>
+          <w:b/>
+          <w:bCs/>
+          <w:color w:val="212121"/>
+          <w:sz w:val="24"/>
+          <w:szCs w:val="24"/>
+          <w:highlight w:val="white"/>
+          <w:u w:val="single"/>
+          <w:lang w:val="en-US"/>
+        </w:rPr>
+        <w:br w:type="textWrapping"/>
+      </w:r>
+      <w:r>
+        <w:rPr>
+          <w:rFonts w:hint="default" w:ascii="Times New Roman" w:hAnsi="Times New Roman" w:eastAsia="Times New Roman" w:cs="Times New Roman"/>
+          <w:b/>
+          <w:bCs/>
+          <w:color w:val="212121"/>
+          <w:sz w:val="24"/>
+          <w:szCs w:val="24"/>
+          <w:highlight w:val="white"/>
+          <w:u w:val="single"/>
+          <w:lang w:val="en-US"/>
+        </w:rPr>
+        <w:br w:type="textWrapping"/>
+      </w:r>
+      <w:r>
+        <w:rPr>
+          <w:rFonts w:hint="default" w:ascii="Times New Roman" w:hAnsi="Times New Roman" w:eastAsia="Times New Roman" w:cs="Times New Roman"/>
+          <w:b/>
+          <w:bCs/>
+          <w:color w:val="212121"/>
+          <w:sz w:val="24"/>
+          <w:szCs w:val="24"/>
+          <w:highlight w:val="white"/>
+          <w:u w:val="single"/>
+          <w:lang w:val="en-US"/>
+        </w:rPr>
+        <w:drawing>
+          <wp:inline distT="0" distB="0" distL="114300" distR="114300">
+            <wp:extent cx="5264150" cy="1744980"/>
+            <wp:effectExtent l="0" t="0" r="8890" b="7620"/>
+            <wp:docPr id="4" name="Picture 4" descr="Screenshot 2026-01-07 030848"/>
+            <wp:cNvGraphicFramePr>
+              <a:graphicFrameLocks xmlns:a="http://schemas.openxmlformats.org/drawingml/2006/main" noChangeAspect="1"/>
+            </wp:cNvGraphicFramePr>
+            <a:graphic xmlns:a="http://schemas.openxmlformats.org/drawingml/2006/main">
+              <a:graphicData uri="http://schemas.openxmlformats.org/drawingml/2006/picture">
+                <pic:pic xmlns:pic="http://schemas.openxmlformats.org/drawingml/2006/picture">
+                  <pic:nvPicPr>
+                    <pic:cNvPr id="4" name="Picture 4" descr="Screenshot 2026-01-07 030848"/>
+                    <pic:cNvPicPr>
+                      <a:picLocks noChangeAspect="1"/>
+                    </pic:cNvPicPr>
+                  </pic:nvPicPr>
+                  <pic:blipFill>
+                    <a:blip r:embed="rId9"/>
+                    <a:stretch>
+                      <a:fillRect/>
+                    </a:stretch>
+                  </pic:blipFill>
+                  <pic:spPr>
+                    <a:xfrm>
+                      <a:off x="0" y="0"/>
+                      <a:ext cx="5264150" cy="1744980"/>
+                    </a:xfrm>
+                    <a:prstGeom prst="rect">
+                      <a:avLst/>
+                    </a:prstGeom>
+                  </pic:spPr>
+                </pic:pic>
+              </a:graphicData>
+            </a:graphic>
+          </wp:inline>
+        </w:drawing>
+      </w:r>
+      <w:r>
+        <w:rPr>
+          <w:rFonts w:hint="default" w:ascii="Times New Roman" w:hAnsi="Times New Roman" w:eastAsia="Times New Roman" w:cs="Times New Roman"/>
+          <w:b/>
+          <w:bCs/>
+          <w:color w:val="212121"/>
+          <w:sz w:val="24"/>
+          <w:szCs w:val="24"/>
+          <w:highlight w:val="white"/>
+          <w:u w:val="single"/>
+          <w:lang w:val="en-US"/>
+        </w:rPr>
+        <w:drawing>
+          <wp:inline distT="0" distB="0" distL="114300" distR="114300">
+            <wp:extent cx="5264150" cy="1728470"/>
+            <wp:effectExtent l="0" t="0" r="8890" b="8890"/>
+            <wp:docPr id="6" name="Picture 6" descr="Screenshot 2026-01-07 030926"/>
+            <wp:cNvGraphicFramePr>
+              <a:graphicFrameLocks xmlns:a="http://schemas.openxmlformats.org/drawingml/2006/main" noChangeAspect="1"/>
+            </wp:cNvGraphicFramePr>
+            <a:graphic xmlns:a="http://schemas.openxmlformats.org/drawingml/2006/main">
+              <a:graphicData uri="http://schemas.openxmlformats.org/drawingml/2006/picture">
+                <pic:pic xmlns:pic="http://schemas.openxmlformats.org/drawingml/2006/picture">
+                  <pic:nvPicPr>
+                    <pic:cNvPr id="6" name="Picture 6" descr="Screenshot 2026-01-07 030926"/>
+                    <pic:cNvPicPr>
+                      <a:picLocks noChangeAspect="1"/>
+                    </pic:cNvPicPr>
+                  </pic:nvPicPr>
+                  <pic:blipFill>
+                    <a:blip r:embed="rId10"/>
+                    <a:stretch>
+                      <a:fillRect/>
+                    </a:stretch>
+                  </pic:blipFill>
+                  <pic:spPr>
+                    <a:xfrm>
+                      <a:off x="0" y="0"/>
+                      <a:ext cx="5264150" cy="1728470"/>
+                    </a:xfrm>
+                    <a:prstGeom prst="rect">
+                      <a:avLst/>
+                    </a:prstGeom>
+                  </pic:spPr>
+                </pic:pic>
+              </a:graphicData>
+            </a:graphic>
+          </wp:inline>
+        </w:drawing>
+      </w:r>
+      <w:r>
+        <w:rPr>
+          <w:rFonts w:hint="default" w:ascii="Times New Roman" w:hAnsi="Times New Roman" w:eastAsia="Times New Roman" w:cs="Times New Roman"/>
+          <w:b/>
+          <w:bCs/>
+          <w:color w:val="212121"/>
+          <w:sz w:val="24"/>
+          <w:szCs w:val="24"/>
+          <w:highlight w:val="white"/>
+          <w:u w:val="single"/>
+          <w:lang w:val="en-US"/>
+        </w:rPr>
+        <w:br w:type="textWrapping"/>
+      </w:r>
+      <w:r>
+        <w:rPr>
+          <w:rFonts w:hint="default" w:ascii="Times New Roman" w:hAnsi="Times New Roman" w:eastAsia="Times New Roman" w:cs="Times New Roman"/>
+          <w:b/>
+          <w:bCs/>
+          <w:color w:val="212121"/>
+          <w:sz w:val="24"/>
+          <w:szCs w:val="24"/>
+          <w:highlight w:val="white"/>
+          <w:u w:val="single"/>
+          <w:lang w:val="en-US"/>
+        </w:rPr>
+        <w:br w:type="textWrapping"/>
+      </w:r>
+    </w:p>
+    <w:p>
+      <w:pPr>
         <w:pStyle w:val="2"/>
         <w:numPr>
           <w:ilvl w:val="0"/>
@@ -2018,7 +2245,7 @@
                     </pic:cNvPicPr>
                   </pic:nvPicPr>
                   <pic:blipFill>
-                    <a:blip r:embed="rId9"/>
+                    <a:blip r:embed="rId11"/>
                     <a:stretch>
                       <a:fillRect/>
                     </a:stretch>
@@ -2053,8 +2280,8 @@
         </w:rPr>
         <w:drawing>
           <wp:inline distT="0" distB="0" distL="114300" distR="114300">
-            <wp:extent cx="5734685" cy="3416300"/>
-            <wp:effectExtent l="0" t="0" r="10795" b="12700"/>
+            <wp:extent cx="5931535" cy="3416300"/>
+            <wp:effectExtent l="0" t="0" r="12065" b="12700"/>
             <wp:docPr id="11" name="Picture 11" descr="Screenshot 2026-01-02 121540"/>
             <wp:cNvGraphicFramePr>
               <a:graphicFrameLocks xmlns:a="http://schemas.openxmlformats.org/drawingml/2006/main" noChangeAspect="1"/>
@@ -2069,7 +2296,7 @@
                     </pic:cNvPicPr>
                   </pic:nvPicPr>
                   <pic:blipFill>
-                    <a:blip r:embed="rId10"/>
+                    <a:blip r:embed="rId12"/>
                     <a:stretch>
                       <a:fillRect/>
                     </a:stretch>
@@ -2077,7 +2304,7 @@
                   <pic:spPr>
                     <a:xfrm>
                       <a:off x="0" y="0"/>
-                      <a:ext cx="5734685" cy="3416300"/>
+                      <a:ext cx="5931535" cy="3416300"/>
                     </a:xfrm>
                     <a:prstGeom prst="rect">
                       <a:avLst/>
@@ -2153,7 +2380,7 @@
                     </pic:cNvPicPr>
                   </pic:nvPicPr>
                   <pic:blipFill>
-                    <a:blip r:embed="rId11"/>
+                    <a:blip r:embed="rId13"/>
                     <a:stretch>
                       <a:fillRect/>
                     </a:stretch>
@@ -2291,7 +2518,7 @@
                     </pic:cNvPicPr>
                   </pic:nvPicPr>
                   <pic:blipFill>
-                    <a:blip r:embed="rId12"/>
+                    <a:blip r:embed="rId14"/>
                     <a:stretch>
                       <a:fillRect/>
                     </a:stretch>
@@ -2371,7 +2598,7 @@
                     </pic:cNvPicPr>
                   </pic:nvPicPr>
                   <pic:blipFill>
-                    <a:blip r:embed="rId13"/>
+                    <a:blip r:embed="rId15"/>
                     <a:stretch>
                       <a:fillRect/>
                     </a:stretch>
@@ -2608,7 +2835,7 @@
                     </pic:cNvPicPr>
                   </pic:nvPicPr>
                   <pic:blipFill>
-                    <a:blip r:embed="rId14"/>
+                    <a:blip r:embed="rId16"/>
                     <a:stretch>
                       <a:fillRect/>
                     </a:stretch>
@@ -2732,180 +2959,6 @@
                 <pic:pic xmlns:pic="http://schemas.openxmlformats.org/drawingml/2006/picture">
                   <pic:nvPicPr>
                     <pic:cNvPr id="22" name="Picture 22" descr="Screenshot 2026-01-07 013216"/>
-                    <pic:cNvPicPr>
-                      <a:picLocks noChangeAspect="1"/>
-                    </pic:cNvPicPr>
-                  </pic:nvPicPr>
-                  <pic:blipFill>
-                    <a:blip r:embed="rId15"/>
-                    <a:stretch>
-                      <a:fillRect/>
-                    </a:stretch>
-                  </pic:blipFill>
-                  <pic:spPr>
-                    <a:xfrm>
-                      <a:off x="0" y="0"/>
-                      <a:ext cx="5264150" cy="2652395"/>
-                    </a:xfrm>
-                    <a:prstGeom prst="rect">
-                      <a:avLst/>
-                    </a:prstGeom>
-                  </pic:spPr>
-                </pic:pic>
-              </a:graphicData>
-            </a:graphic>
-          </wp:inline>
-        </w:drawing>
-      </w:r>
-    </w:p>
-    <w:p>
-      <w:pPr>
-        <w:numPr>
-          <w:ilvl w:val="0"/>
-          <w:numId w:val="0"/>
-        </w:numPr>
-        <w:ind w:leftChars="0"/>
-        <w:rPr>
-          <w:rFonts w:hint="default" w:ascii="Times New Roman" w:hAnsi="Times New Roman" w:eastAsia="Times New Roman" w:cs="Times New Roman"/>
-          <w:b/>
-          <w:bCs/>
-          <w:color w:val="212121"/>
-          <w:sz w:val="36"/>
-          <w:szCs w:val="36"/>
-          <w:highlight w:val="white"/>
-          <w:u w:val="single"/>
-          <w:rtl w:val="0"/>
-          <w:lang w:val="en-US"/>
-        </w:rPr>
-      </w:pPr>
-    </w:p>
-    <w:p>
-      <w:pPr>
-        <w:numPr>
-          <w:ilvl w:val="0"/>
-          <w:numId w:val="0"/>
-        </w:numPr>
-        <w:ind w:leftChars="0"/>
-        <w:rPr>
-          <w:rFonts w:hint="default" w:ascii="Times New Roman" w:hAnsi="Times New Roman" w:eastAsia="Times New Roman" w:cs="Times New Roman"/>
-          <w:b/>
-          <w:bCs/>
-          <w:color w:val="212121"/>
-          <w:sz w:val="36"/>
-          <w:szCs w:val="36"/>
-          <w:highlight w:val="white"/>
-          <w:u w:val="single"/>
-          <w:rtl w:val="0"/>
-          <w:lang w:val="en-US"/>
-        </w:rPr>
-      </w:pPr>
-      <w:r>
-        <w:rPr>
-          <w:rFonts w:hint="default" w:ascii="Times New Roman" w:hAnsi="Times New Roman" w:eastAsia="Times New Roman" w:cs="Times New Roman"/>
-          <w:b/>
-          <w:bCs/>
-          <w:color w:val="212121"/>
-          <w:sz w:val="36"/>
-          <w:szCs w:val="36"/>
-          <w:highlight w:val="white"/>
-          <w:u w:val="single"/>
-          <w:rtl w:val="0"/>
-          <w:lang w:val="en-US"/>
-        </w:rPr>
-        <w:drawing>
-          <wp:inline distT="0" distB="0" distL="114300" distR="114300">
-            <wp:extent cx="5264150" cy="2652395"/>
-            <wp:effectExtent l="0" t="0" r="8890" b="14605"/>
-            <wp:docPr id="23" name="Picture 23" descr="Screenshot 2026-01-07 013339"/>
-            <wp:cNvGraphicFramePr>
-              <a:graphicFrameLocks xmlns:a="http://schemas.openxmlformats.org/drawingml/2006/main" noChangeAspect="1"/>
-            </wp:cNvGraphicFramePr>
-            <a:graphic xmlns:a="http://schemas.openxmlformats.org/drawingml/2006/main">
-              <a:graphicData uri="http://schemas.openxmlformats.org/drawingml/2006/picture">
-                <pic:pic xmlns:pic="http://schemas.openxmlformats.org/drawingml/2006/picture">
-                  <pic:nvPicPr>
-                    <pic:cNvPr id="23" name="Picture 23" descr="Screenshot 2026-01-07 013339"/>
-                    <pic:cNvPicPr>
-                      <a:picLocks noChangeAspect="1"/>
-                    </pic:cNvPicPr>
-                  </pic:nvPicPr>
-                  <pic:blipFill>
-                    <a:blip r:embed="rId16"/>
-                    <a:stretch>
-                      <a:fillRect/>
-                    </a:stretch>
-                  </pic:blipFill>
-                  <pic:spPr>
-                    <a:xfrm>
-                      <a:off x="0" y="0"/>
-                      <a:ext cx="5264150" cy="2652395"/>
-                    </a:xfrm>
-                    <a:prstGeom prst="rect">
-                      <a:avLst/>
-                    </a:prstGeom>
-                  </pic:spPr>
-                </pic:pic>
-              </a:graphicData>
-            </a:graphic>
-          </wp:inline>
-        </w:drawing>
-      </w:r>
-    </w:p>
-    <w:p>
-      <w:pPr>
-        <w:ind w:left="0" w:firstLine="0"/>
-        <w:rPr>
-          <w:rFonts w:ascii="Times New Roman" w:hAnsi="Times New Roman" w:eastAsia="Times New Roman" w:cs="Times New Roman"/>
-          <w:b/>
-          <w:bCs/>
-          <w:color w:val="212121"/>
-          <w:sz w:val="36"/>
-          <w:szCs w:val="36"/>
-          <w:highlight w:val="white"/>
-          <w:u w:val="single"/>
-        </w:rPr>
-      </w:pPr>
-    </w:p>
-    <w:p>
-      <w:pPr>
-        <w:ind w:left="0" w:firstLine="0"/>
-        <w:rPr>
-          <w:rFonts w:hint="default" w:ascii="Times New Roman" w:hAnsi="Times New Roman" w:eastAsia="Times New Roman" w:cs="Times New Roman"/>
-          <w:b/>
-          <w:bCs/>
-          <w:color w:val="212121"/>
-          <w:sz w:val="36"/>
-          <w:szCs w:val="36"/>
-          <w:highlight w:val="white"/>
-          <w:u w:val="single"/>
-          <w:lang w:val="en-US"/>
-        </w:rPr>
-      </w:pPr>
-      <w:r>
-        <w:rPr>
-          <w:rFonts w:hint="default" w:ascii="Times New Roman" w:hAnsi="Times New Roman" w:eastAsia="Times New Roman" w:cs="Times New Roman"/>
-          <w:b/>
-          <w:bCs/>
-          <w:color w:val="212121"/>
-          <w:sz w:val="36"/>
-          <w:szCs w:val="36"/>
-          <w:highlight w:val="white"/>
-          <w:u w:val="single"/>
-          <w:lang w:val="en-US"/>
-        </w:rPr>
-        <w:drawing>
-          <wp:inline distT="0" distB="0" distL="114300" distR="114300">
-            <wp:extent cx="5264150" cy="2652395"/>
-            <wp:effectExtent l="0" t="0" r="8890" b="14605"/>
-            <wp:docPr id="24" name="Picture 24" descr="Screenshot 2026-01-07 013355"/>
-            <wp:cNvGraphicFramePr>
-              <a:graphicFrameLocks xmlns:a="http://schemas.openxmlformats.org/drawingml/2006/main" noChangeAspect="1"/>
-            </wp:cNvGraphicFramePr>
-            <a:graphic xmlns:a="http://schemas.openxmlformats.org/drawingml/2006/main">
-              <a:graphicData uri="http://schemas.openxmlformats.org/drawingml/2006/picture">
-                <pic:pic xmlns:pic="http://schemas.openxmlformats.org/drawingml/2006/picture">
-                  <pic:nvPicPr>
-                    <pic:cNvPr id="24" name="Picture 24" descr="Screenshot 2026-01-07 013355"/>
                     <pic:cNvPicPr>
                       <a:picLocks noChangeAspect="1"/>
                     </pic:cNvPicPr>
@@ -2934,6 +2987,180 @@
     </w:p>
     <w:p>
       <w:pPr>
+        <w:numPr>
+          <w:ilvl w:val="0"/>
+          <w:numId w:val="0"/>
+        </w:numPr>
+        <w:ind w:leftChars="0"/>
+        <w:rPr>
+          <w:rFonts w:hint="default" w:ascii="Times New Roman" w:hAnsi="Times New Roman" w:eastAsia="Times New Roman" w:cs="Times New Roman"/>
+          <w:b/>
+          <w:bCs/>
+          <w:color w:val="212121"/>
+          <w:sz w:val="36"/>
+          <w:szCs w:val="36"/>
+          <w:highlight w:val="white"/>
+          <w:u w:val="single"/>
+          <w:rtl w:val="0"/>
+          <w:lang w:val="en-US"/>
+        </w:rPr>
+      </w:pPr>
+    </w:p>
+    <w:p>
+      <w:pPr>
+        <w:numPr>
+          <w:ilvl w:val="0"/>
+          <w:numId w:val="0"/>
+        </w:numPr>
+        <w:ind w:leftChars="0"/>
+        <w:rPr>
+          <w:rFonts w:hint="default" w:ascii="Times New Roman" w:hAnsi="Times New Roman" w:eastAsia="Times New Roman" w:cs="Times New Roman"/>
+          <w:b/>
+          <w:bCs/>
+          <w:color w:val="212121"/>
+          <w:sz w:val="36"/>
+          <w:szCs w:val="36"/>
+          <w:highlight w:val="white"/>
+          <w:u w:val="single"/>
+          <w:rtl w:val="0"/>
+          <w:lang w:val="en-US"/>
+        </w:rPr>
+      </w:pPr>
+      <w:r>
+        <w:rPr>
+          <w:rFonts w:hint="default" w:ascii="Times New Roman" w:hAnsi="Times New Roman" w:eastAsia="Times New Roman" w:cs="Times New Roman"/>
+          <w:b/>
+          <w:bCs/>
+          <w:color w:val="212121"/>
+          <w:sz w:val="36"/>
+          <w:szCs w:val="36"/>
+          <w:highlight w:val="white"/>
+          <w:u w:val="single"/>
+          <w:rtl w:val="0"/>
+          <w:lang w:val="en-US"/>
+        </w:rPr>
+        <w:drawing>
+          <wp:inline distT="0" distB="0" distL="114300" distR="114300">
+            <wp:extent cx="5264150" cy="2652395"/>
+            <wp:effectExtent l="0" t="0" r="8890" b="14605"/>
+            <wp:docPr id="23" name="Picture 23" descr="Screenshot 2026-01-07 013339"/>
+            <wp:cNvGraphicFramePr>
+              <a:graphicFrameLocks xmlns:a="http://schemas.openxmlformats.org/drawingml/2006/main" noChangeAspect="1"/>
+            </wp:cNvGraphicFramePr>
+            <a:graphic xmlns:a="http://schemas.openxmlformats.org/drawingml/2006/main">
+              <a:graphicData uri="http://schemas.openxmlformats.org/drawingml/2006/picture">
+                <pic:pic xmlns:pic="http://schemas.openxmlformats.org/drawingml/2006/picture">
+                  <pic:nvPicPr>
+                    <pic:cNvPr id="23" name="Picture 23" descr="Screenshot 2026-01-07 013339"/>
+                    <pic:cNvPicPr>
+                      <a:picLocks noChangeAspect="1"/>
+                    </pic:cNvPicPr>
+                  </pic:nvPicPr>
+                  <pic:blipFill>
+                    <a:blip r:embed="rId18"/>
+                    <a:stretch>
+                      <a:fillRect/>
+                    </a:stretch>
+                  </pic:blipFill>
+                  <pic:spPr>
+                    <a:xfrm>
+                      <a:off x="0" y="0"/>
+                      <a:ext cx="5264150" cy="2652395"/>
+                    </a:xfrm>
+                    <a:prstGeom prst="rect">
+                      <a:avLst/>
+                    </a:prstGeom>
+                  </pic:spPr>
+                </pic:pic>
+              </a:graphicData>
+            </a:graphic>
+          </wp:inline>
+        </w:drawing>
+      </w:r>
+    </w:p>
+    <w:p>
+      <w:pPr>
+        <w:ind w:left="0" w:firstLine="0"/>
+        <w:rPr>
+          <w:rFonts w:ascii="Times New Roman" w:hAnsi="Times New Roman" w:eastAsia="Times New Roman" w:cs="Times New Roman"/>
+          <w:b/>
+          <w:bCs/>
+          <w:color w:val="212121"/>
+          <w:sz w:val="36"/>
+          <w:szCs w:val="36"/>
+          <w:highlight w:val="white"/>
+          <w:u w:val="single"/>
+        </w:rPr>
+      </w:pPr>
+    </w:p>
+    <w:p>
+      <w:pPr>
+        <w:ind w:left="0" w:firstLine="0"/>
+        <w:rPr>
+          <w:rFonts w:hint="default" w:ascii="Times New Roman" w:hAnsi="Times New Roman" w:eastAsia="Times New Roman" w:cs="Times New Roman"/>
+          <w:b/>
+          <w:bCs/>
+          <w:color w:val="212121"/>
+          <w:sz w:val="36"/>
+          <w:szCs w:val="36"/>
+          <w:highlight w:val="white"/>
+          <w:u w:val="single"/>
+          <w:lang w:val="en-US"/>
+        </w:rPr>
+      </w:pPr>
+      <w:r>
+        <w:rPr>
+          <w:rFonts w:hint="default" w:ascii="Times New Roman" w:hAnsi="Times New Roman" w:eastAsia="Times New Roman" w:cs="Times New Roman"/>
+          <w:b/>
+          <w:bCs/>
+          <w:color w:val="212121"/>
+          <w:sz w:val="36"/>
+          <w:szCs w:val="36"/>
+          <w:highlight w:val="white"/>
+          <w:u w:val="single"/>
+          <w:lang w:val="en-US"/>
+        </w:rPr>
+        <w:drawing>
+          <wp:inline distT="0" distB="0" distL="114300" distR="114300">
+            <wp:extent cx="5264150" cy="2652395"/>
+            <wp:effectExtent l="0" t="0" r="8890" b="14605"/>
+            <wp:docPr id="24" name="Picture 24" descr="Screenshot 2026-01-07 013355"/>
+            <wp:cNvGraphicFramePr>
+              <a:graphicFrameLocks xmlns:a="http://schemas.openxmlformats.org/drawingml/2006/main" noChangeAspect="1"/>
+            </wp:cNvGraphicFramePr>
+            <a:graphic xmlns:a="http://schemas.openxmlformats.org/drawingml/2006/main">
+              <a:graphicData uri="http://schemas.openxmlformats.org/drawingml/2006/picture">
+                <pic:pic xmlns:pic="http://schemas.openxmlformats.org/drawingml/2006/picture">
+                  <pic:nvPicPr>
+                    <pic:cNvPr id="24" name="Picture 24" descr="Screenshot 2026-01-07 013355"/>
+                    <pic:cNvPicPr>
+                      <a:picLocks noChangeAspect="1"/>
+                    </pic:cNvPicPr>
+                  </pic:nvPicPr>
+                  <pic:blipFill>
+                    <a:blip r:embed="rId19"/>
+                    <a:stretch>
+                      <a:fillRect/>
+                    </a:stretch>
+                  </pic:blipFill>
+                  <pic:spPr>
+                    <a:xfrm>
+                      <a:off x="0" y="0"/>
+                      <a:ext cx="5264150" cy="2652395"/>
+                    </a:xfrm>
+                    <a:prstGeom prst="rect">
+                      <a:avLst/>
+                    </a:prstGeom>
+                  </pic:spPr>
+                </pic:pic>
+              </a:graphicData>
+            </a:graphic>
+          </wp:inline>
+        </w:drawing>
+      </w:r>
+    </w:p>
+    <w:p>
+      <w:pPr>
         <w:ind w:left="0" w:firstLine="0"/>
         <w:rPr>
           <w:rFonts w:hint="default" w:ascii="Times New Roman" w:hAnsi="Times New Roman" w:eastAsia="Times New Roman" w:cs="Times New Roman"/>
@@ -2993,7 +3220,7 @@
                     </pic:cNvPicPr>
                   </pic:nvPicPr>
                   <pic:blipFill>
-                    <a:blip r:embed="rId18"/>
+                    <a:blip r:embed="rId20"/>
                     <a:stretch>
                       <a:fillRect/>
                     </a:stretch>
@@ -3059,7 +3286,7 @@
                     </pic:cNvPicPr>
                   </pic:nvPicPr>
                   <pic:blipFill>
-                    <a:blip r:embed="rId19"/>
+                    <a:blip r:embed="rId21"/>
                     <a:stretch>
                       <a:fillRect/>
                     </a:stretch>
@@ -3141,7 +3368,7 @@
                     </pic:cNvPicPr>
                   </pic:nvPicPr>
                   <pic:blipFill>
-                    <a:blip r:embed="rId20"/>
+                    <a:blip r:embed="rId22"/>
                     <a:stretch>
                       <a:fillRect/>
                     </a:stretch>
@@ -3181,6 +3408,17 @@
     <w:p>
       <w:pPr>
         <w:ind w:left="0" w:firstLine="0"/>
+        <w:rPr>
+          <w:rFonts w:hint="default" w:ascii="Times New Roman" w:hAnsi="Times New Roman" w:eastAsia="Times New Roman" w:cs="Times New Roman"/>
+          <w:b/>
+          <w:bCs/>
+          <w:color w:val="212121"/>
+          <w:sz w:val="36"/>
+          <w:szCs w:val="36"/>
+          <w:highlight w:val="white"/>
+          <w:u w:val="single"/>
+          <w:lang w:val="en-US"/>
+        </w:rPr>
       </w:pPr>
       <w:r>
         <w:rPr>
@@ -3212,7 +3450,7 @@
                     </pic:cNvPicPr>
                   </pic:nvPicPr>
                   <pic:blipFill>
-                    <a:blip r:embed="rId21"/>
+                    <a:blip r:embed="rId23"/>
                     <a:stretch>
                       <a:fillRect/>
                     </a:stretch>
@@ -3232,8 +3470,163 @@
           </wp:inline>
         </w:drawing>
       </w:r>
-      <w:bookmarkStart w:id="3" w:name="_GoBack"/>
-      <w:bookmarkEnd w:id="3"/>
+    </w:p>
+    <w:p>
+      <w:pPr>
+        <w:ind w:left="0" w:firstLine="0"/>
+        <w:rPr>
+          <w:rFonts w:hint="default" w:ascii="Times New Roman" w:hAnsi="Times New Roman" w:eastAsia="Times New Roman" w:cs="Times New Roman"/>
+          <w:b/>
+          <w:bCs/>
+          <w:color w:val="212121"/>
+          <w:sz w:val="36"/>
+          <w:szCs w:val="36"/>
+          <w:highlight w:val="white"/>
+          <w:u w:val="single"/>
+          <w:lang w:val="en-US"/>
+        </w:rPr>
+      </w:pPr>
+      <w:r>
+        <w:rPr>
+          <w:rFonts w:hint="default" w:ascii="Times New Roman" w:hAnsi="Times New Roman" w:eastAsia="Times New Roman" w:cs="Times New Roman"/>
+          <w:b/>
+          <w:bCs/>
+          <w:color w:val="212121"/>
+          <w:sz w:val="36"/>
+          <w:szCs w:val="36"/>
+          <w:highlight w:val="white"/>
+          <w:u w:val="single"/>
+          <w:lang w:val="en-US"/>
+        </w:rPr>
+        <w:t>Docker Screenshots</w:t>
+      </w:r>
+    </w:p>
+    <w:p>
+      <w:pPr>
+        <w:ind w:left="0" w:firstLine="0"/>
+        <w:rPr>
+          <w:rFonts w:hint="default" w:ascii="Times New Roman" w:hAnsi="Times New Roman" w:eastAsia="Times New Roman" w:cs="Times New Roman"/>
+          <w:b/>
+          <w:bCs/>
+          <w:color w:val="212121"/>
+          <w:sz w:val="36"/>
+          <w:szCs w:val="36"/>
+          <w:highlight w:val="white"/>
+          <w:u w:val="single"/>
+          <w:lang w:val="en-US"/>
+        </w:rPr>
+      </w:pPr>
+    </w:p>
+    <w:p>
+      <w:pPr>
+        <w:ind w:left="0" w:firstLine="0"/>
+        <w:rPr>
+          <w:rFonts w:hint="default" w:ascii="Times New Roman" w:hAnsi="Times New Roman" w:eastAsia="Times New Roman" w:cs="Times New Roman"/>
+          <w:b/>
+          <w:bCs/>
+          <w:color w:val="212121"/>
+          <w:sz w:val="36"/>
+          <w:szCs w:val="36"/>
+          <w:highlight w:val="white"/>
+          <w:u w:val="single"/>
+          <w:lang w:val="en-US"/>
+        </w:rPr>
+      </w:pPr>
+      <w:r>
+        <w:drawing>
+          <wp:inline distT="0" distB="0" distL="114300" distR="114300">
+            <wp:extent cx="5832475" cy="2753995"/>
+            <wp:effectExtent l="0" t="0" r="4445" b="4445"/>
+            <wp:docPr id="1" name="Picture 1"/>
+            <wp:cNvGraphicFramePr>
+              <a:graphicFrameLocks xmlns:a="http://schemas.openxmlformats.org/drawingml/2006/main" noChangeAspect="1"/>
+            </wp:cNvGraphicFramePr>
+            <a:graphic xmlns:a="http://schemas.openxmlformats.org/drawingml/2006/main">
+              <a:graphicData uri="http://schemas.openxmlformats.org/drawingml/2006/picture">
+                <pic:pic xmlns:pic="http://schemas.openxmlformats.org/drawingml/2006/picture">
+                  <pic:nvPicPr>
+                    <pic:cNvPr id="1" name="Picture 1"/>
+                    <pic:cNvPicPr>
+                      <a:picLocks noChangeAspect="1"/>
+                    </pic:cNvPicPr>
+                  </pic:nvPicPr>
+                  <pic:blipFill>
+                    <a:blip r:embed="rId24"/>
+                    <a:stretch>
+                      <a:fillRect/>
+                    </a:stretch>
+                  </pic:blipFill>
+                  <pic:spPr>
+                    <a:xfrm>
+                      <a:off x="0" y="0"/>
+                      <a:ext cx="5832475" cy="2753995"/>
+                    </a:xfrm>
+                    <a:prstGeom prst="rect">
+                      <a:avLst/>
+                    </a:prstGeom>
+                    <a:noFill/>
+                    <a:ln>
+                      <a:noFill/>
+                    </a:ln>
+                  </pic:spPr>
+                </pic:pic>
+              </a:graphicData>
+            </a:graphic>
+          </wp:inline>
+        </w:drawing>
+      </w:r>
+      <w:r>
+        <w:br w:type="textWrapping"/>
+      </w:r>
+      <w:r>
+        <w:br w:type="textWrapping"/>
+      </w:r>
+      <w:r>
+        <w:br w:type="textWrapping"/>
+      </w:r>
+      <w:r>
+        <w:drawing>
+          <wp:inline distT="0" distB="0" distL="114300" distR="114300">
+            <wp:extent cx="5819775" cy="2630170"/>
+            <wp:effectExtent l="0" t="0" r="1905" b="6350"/>
+            <wp:docPr id="3" name="Picture 2"/>
+            <wp:cNvGraphicFramePr>
+              <a:graphicFrameLocks xmlns:a="http://schemas.openxmlformats.org/drawingml/2006/main" noChangeAspect="1"/>
+            </wp:cNvGraphicFramePr>
+            <a:graphic xmlns:a="http://schemas.openxmlformats.org/drawingml/2006/main">
+              <a:graphicData uri="http://schemas.openxmlformats.org/drawingml/2006/picture">
+                <pic:pic xmlns:pic="http://schemas.openxmlformats.org/drawingml/2006/picture">
+                  <pic:nvPicPr>
+                    <pic:cNvPr id="3" name="Picture 2"/>
+                    <pic:cNvPicPr>
+                      <a:picLocks noChangeAspect="1"/>
+                    </pic:cNvPicPr>
+                  </pic:nvPicPr>
+                  <pic:blipFill>
+                    <a:blip r:embed="rId25"/>
+                    <a:stretch>
+                      <a:fillRect/>
+                    </a:stretch>
+                  </pic:blipFill>
+                  <pic:spPr>
+                    <a:xfrm>
+                      <a:off x="0" y="0"/>
+                      <a:ext cx="5819775" cy="2630170"/>
+                    </a:xfrm>
+                    <a:prstGeom prst="rect">
+                      <a:avLst/>
+                    </a:prstGeom>
+                    <a:noFill/>
+                    <a:ln>
+                      <a:noFill/>
+                    </a:ln>
+                  </pic:spPr>
+                </pic:pic>
+              </a:graphicData>
+            </a:graphic>
+          </wp:inline>
+        </w:drawing>
+      </w:r>
     </w:p>
     <w:sectPr>
       <w:pgSz w:w="11906" w:h="16838"/>
@@ -3773,6 +4166,39 @@
     </w:tblPr>
   </w:style>
   <w:style w:type="paragraph" w:styleId="5">
+    <w:name w:val="footer"/>
+    <w:basedOn w:val="1"/>
+    <w:uiPriority w:val="0"/>
+    <w:pPr>
+      <w:tabs>
+        <w:tab w:val="center" w:pos="4153"/>
+        <w:tab w:val="right" w:pos="8306"/>
+      </w:tabs>
+      <w:snapToGrid w:val="0"/>
+      <w:jc w:val="left"/>
+    </w:pPr>
+    <w:rPr>
+      <w:sz w:val="18"/>
+      <w:szCs w:val="18"/>
+    </w:rPr>
+  </w:style>
+  <w:style w:type="paragraph" w:styleId="6">
+    <w:name w:val="header"/>
+    <w:basedOn w:val="1"/>
+    <w:uiPriority w:val="0"/>
+    <w:pPr>
+      <w:tabs>
+        <w:tab w:val="center" w:pos="4153"/>
+        <w:tab w:val="right" w:pos="8306"/>
+      </w:tabs>
+      <w:snapToGrid w:val="0"/>
+    </w:pPr>
+    <w:rPr>
+      <w:sz w:val="18"/>
+      <w:szCs w:val="18"/>
+    </w:rPr>
+  </w:style>
+  <w:style w:type="paragraph" w:styleId="7">
     <w:name w:val="Normal (Web)"/>
     <w:qFormat/>
     <w:uiPriority w:val="0"/>
@@ -3789,7 +4215,7 @@
       <w:lang w:val="en-US" w:eastAsia="zh-CN" w:bidi="ar"/>
     </w:rPr>
   </w:style>
-  <w:style w:type="character" w:styleId="6">
+  <w:style w:type="character" w:styleId="8">
     <w:name w:val="Strong"/>
     <w:basedOn w:val="3"/>
     <w:qFormat/>

--- a/E-Governance Report.docx
+++ b/E-Governance Report.docx
@@ -1861,8 +1861,6 @@
         </w:rPr>
         <w:t>. Sonarqube Report</w:t>
       </w:r>
-      <w:bookmarkStart w:id="3" w:name="_GoBack"/>
-      <w:bookmarkEnd w:id="3"/>
     </w:p>
     <w:p>
       <w:pPr>
@@ -3470,6 +3468,168 @@
           </wp:inline>
         </w:drawing>
       </w:r>
+    </w:p>
+    <w:p>
+      <w:pPr>
+        <w:ind w:left="0" w:firstLine="0"/>
+        <w:rPr>
+          <w:rFonts w:hint="default" w:ascii="Times New Roman" w:hAnsi="Times New Roman" w:eastAsia="Times New Roman" w:cs="Times New Roman"/>
+          <w:b/>
+          <w:bCs/>
+          <w:color w:val="212121"/>
+          <w:sz w:val="36"/>
+          <w:szCs w:val="36"/>
+          <w:highlight w:val="white"/>
+          <w:u w:val="single"/>
+          <w:lang w:val="en-US"/>
+        </w:rPr>
+      </w:pPr>
+    </w:p>
+    <w:p>
+      <w:pPr>
+        <w:ind w:left="0" w:firstLine="0"/>
+        <w:rPr>
+          <w:rFonts w:hint="default" w:ascii="Times New Roman" w:hAnsi="Times New Roman" w:eastAsia="Times New Roman" w:cs="Times New Roman"/>
+          <w:b/>
+          <w:bCs/>
+          <w:color w:val="212121"/>
+          <w:sz w:val="36"/>
+          <w:szCs w:val="36"/>
+          <w:highlight w:val="white"/>
+          <w:u w:val="single"/>
+          <w:lang w:val="en-US"/>
+        </w:rPr>
+      </w:pPr>
+    </w:p>
+    <w:p>
+      <w:pPr>
+        <w:ind w:left="0" w:firstLine="0"/>
+        <w:rPr>
+          <w:rFonts w:hint="default" w:ascii="Times New Roman" w:hAnsi="Times New Roman" w:eastAsia="Times New Roman" w:cs="Times New Roman"/>
+          <w:b/>
+          <w:bCs/>
+          <w:color w:val="212121"/>
+          <w:sz w:val="36"/>
+          <w:szCs w:val="36"/>
+          <w:highlight w:val="white"/>
+          <w:u w:val="single"/>
+          <w:lang w:val="en-US"/>
+        </w:rPr>
+      </w:pPr>
+    </w:p>
+    <w:p>
+      <w:pPr>
+        <w:ind w:left="0" w:firstLine="0"/>
+        <w:rPr>
+          <w:rFonts w:hint="default" w:ascii="Times New Roman" w:hAnsi="Times New Roman" w:eastAsia="Times New Roman" w:cs="Times New Roman"/>
+          <w:b/>
+          <w:bCs/>
+          <w:color w:val="212121"/>
+          <w:sz w:val="36"/>
+          <w:szCs w:val="36"/>
+          <w:highlight w:val="white"/>
+          <w:u w:val="single"/>
+          <w:lang w:val="en-US"/>
+        </w:rPr>
+      </w:pPr>
+    </w:p>
+    <w:p>
+      <w:pPr>
+        <w:ind w:left="0" w:firstLine="0"/>
+        <w:rPr>
+          <w:rFonts w:hint="default" w:ascii="Times New Roman" w:hAnsi="Times New Roman" w:eastAsia="Times New Roman" w:cs="Times New Roman"/>
+          <w:b/>
+          <w:bCs/>
+          <w:color w:val="212121"/>
+          <w:sz w:val="36"/>
+          <w:szCs w:val="36"/>
+          <w:highlight w:val="white"/>
+          <w:u w:val="single"/>
+          <w:lang w:val="en-US"/>
+        </w:rPr>
+      </w:pPr>
+    </w:p>
+    <w:p>
+      <w:pPr>
+        <w:ind w:left="0" w:firstLine="0"/>
+        <w:rPr>
+          <w:rFonts w:hint="default" w:ascii="Times New Roman" w:hAnsi="Times New Roman" w:eastAsia="Times New Roman" w:cs="Times New Roman"/>
+          <w:b/>
+          <w:bCs/>
+          <w:color w:val="212121"/>
+          <w:sz w:val="36"/>
+          <w:szCs w:val="36"/>
+          <w:highlight w:val="white"/>
+          <w:u w:val="single"/>
+          <w:lang w:val="en-US"/>
+        </w:rPr>
+      </w:pPr>
+    </w:p>
+    <w:p>
+      <w:pPr>
+        <w:ind w:left="0" w:firstLine="0"/>
+        <w:rPr>
+          <w:rFonts w:hint="default" w:ascii="Times New Roman" w:hAnsi="Times New Roman" w:eastAsia="Times New Roman" w:cs="Times New Roman"/>
+          <w:b/>
+          <w:bCs/>
+          <w:color w:val="212121"/>
+          <w:sz w:val="36"/>
+          <w:szCs w:val="36"/>
+          <w:highlight w:val="white"/>
+          <w:u w:val="single"/>
+          <w:lang w:val="en-US"/>
+        </w:rPr>
+      </w:pPr>
+    </w:p>
+    <w:p>
+      <w:pPr>
+        <w:ind w:left="0" w:firstLine="0"/>
+        <w:rPr>
+          <w:rFonts w:hint="default" w:ascii="Times New Roman" w:hAnsi="Times New Roman" w:eastAsia="Times New Roman" w:cs="Times New Roman"/>
+          <w:b/>
+          <w:bCs/>
+          <w:color w:val="212121"/>
+          <w:sz w:val="36"/>
+          <w:szCs w:val="36"/>
+          <w:highlight w:val="white"/>
+          <w:u w:val="single"/>
+          <w:lang w:val="en-US"/>
+        </w:rPr>
+      </w:pPr>
+    </w:p>
+    <w:p>
+      <w:pPr>
+        <w:ind w:left="0" w:firstLine="0"/>
+        <w:rPr>
+          <w:rFonts w:hint="default" w:ascii="Times New Roman" w:hAnsi="Times New Roman" w:eastAsia="Times New Roman" w:cs="Times New Roman"/>
+          <w:b/>
+          <w:bCs/>
+          <w:color w:val="212121"/>
+          <w:sz w:val="36"/>
+          <w:szCs w:val="36"/>
+          <w:highlight w:val="white"/>
+          <w:u w:val="single"/>
+          <w:lang w:val="en-US"/>
+        </w:rPr>
+      </w:pPr>
+    </w:p>
+    <w:p>
+      <w:pPr>
+        <w:ind w:left="0" w:firstLine="0"/>
+        <w:rPr>
+          <w:rFonts w:hint="default" w:ascii="Times New Roman" w:hAnsi="Times New Roman" w:eastAsia="Times New Roman" w:cs="Times New Roman"/>
+          <w:b/>
+          <w:bCs/>
+          <w:color w:val="212121"/>
+          <w:sz w:val="36"/>
+          <w:szCs w:val="36"/>
+          <w:highlight w:val="white"/>
+          <w:u w:val="single"/>
+          <w:lang w:val="en-US"/>
+        </w:rPr>
+      </w:pPr>
+      <w:bookmarkStart w:id="3" w:name="_GoBack"/>
+      <w:bookmarkEnd w:id="3"/>
     </w:p>
     <w:p>
       <w:pPr>
